--- a/W05_Explain_inheritance_ Jimenez.docx
+++ b/W05_Explain_inheritance_ Jimenez.docx
@@ -166,56 +166,14 @@
         <w:rPr>
           <w:rFonts w:ascii="Times New Roman" w:hAnsi="Times New Roman" w:cs="Times New Roman"/>
         </w:rPr>
-        <w:t>uld be a Vehicle class, that has a speed of 0 and make some noise (public void sound () Console .WriteLine(“</w:t>
-      </w:r>
-      <w:proofErr w:type="spellStart"/>
-      <w:r>
-        <w:rPr>
-          <w:rFonts w:ascii="Times New Roman" w:hAnsi="Times New Roman" w:cs="Times New Roman"/>
-        </w:rPr>
-        <w:t>Rawrr</w:t>
-      </w:r>
-      <w:proofErr w:type="spellEnd"/>
-      <w:r>
-        <w:rPr>
-          <w:rFonts w:ascii="Times New Roman" w:hAnsi="Times New Roman" w:cs="Times New Roman"/>
-        </w:rPr>
-        <w:t>”))</w:t>
+        <w:t>uld be a Vehicle class, that has a speed of 0 and make some noise (public void sound () Console .WriteLine(“Rawrr”))</w:t>
       </w:r>
       <w:r>
         <w:rPr>
           <w:rFonts w:ascii="Times New Roman" w:hAnsi="Times New Roman" w:cs="Times New Roman"/>
         </w:rPr>
         <w:br/>
-        <w:t xml:space="preserve">if I want to create a child element, or another vehicle I will just call the parent: class </w:t>
-      </w:r>
-      <w:proofErr w:type="spellStart"/>
-      <w:r>
-        <w:rPr>
-          <w:rFonts w:ascii="Times New Roman" w:hAnsi="Times New Roman" w:cs="Times New Roman"/>
-        </w:rPr>
-        <w:t>MotorBike</w:t>
-      </w:r>
-      <w:proofErr w:type="spellEnd"/>
-      <w:r>
-        <w:rPr>
-          <w:rFonts w:ascii="Times New Roman" w:hAnsi="Times New Roman" w:cs="Times New Roman"/>
-        </w:rPr>
-        <w:t xml:space="preserve"> : Vehicle, and this </w:t>
-      </w:r>
-      <w:proofErr w:type="spellStart"/>
-      <w:r>
-        <w:rPr>
-          <w:rFonts w:ascii="Times New Roman" w:hAnsi="Times New Roman" w:cs="Times New Roman"/>
-        </w:rPr>
-        <w:t>MotorBike</w:t>
-      </w:r>
-      <w:proofErr w:type="spellEnd"/>
-      <w:r>
-        <w:rPr>
-          <w:rFonts w:ascii="Times New Roman" w:hAnsi="Times New Roman" w:cs="Times New Roman"/>
-        </w:rPr>
-        <w:t xml:space="preserve"> will get the same speed and noise of the parent class.</w:t>
+        <w:t>if I want to create a child element, or another vehicle I will just call the parent: class MotorBike : Vehicle, and this MotorBike will get the same speed and noise of the parent class.</w:t>
       </w:r>
       <w:r>
         <w:rPr>
@@ -257,21 +215,7 @@
         <w:rPr>
           <w:rFonts w:ascii="Times New Roman" w:hAnsi="Times New Roman" w:cs="Times New Roman"/>
         </w:rPr>
-        <w:t xml:space="preserve">public class </w:t>
-      </w:r>
-      <w:proofErr w:type="spellStart"/>
-      <w:r>
-        <w:rPr>
-          <w:rFonts w:ascii="Times New Roman" w:hAnsi="Times New Roman" w:cs="Times New Roman"/>
-        </w:rPr>
-        <w:t>ReflectingActivity</w:t>
-      </w:r>
-      <w:proofErr w:type="spellEnd"/>
-      <w:r>
-        <w:rPr>
-          <w:rFonts w:ascii="Times New Roman" w:hAnsi="Times New Roman" w:cs="Times New Roman"/>
-        </w:rPr>
-        <w:t xml:space="preserve"> : Activity </w:t>
+        <w:t xml:space="preserve">public class ReflectingActivity : Activity </w:t>
       </w:r>
     </w:p>
     <w:p>
@@ -939,6 +883,7 @@
   <w:style w:type="character" w:default="1" w:styleId="DefaultParagraphFont">
     <w:name w:val="Default Paragraph Font"/>
     <w:uiPriority w:val="1"/>
+    <w:semiHidden/>
     <w:unhideWhenUsed/>
   </w:style>
   <w:style w:type="table" w:default="1" w:styleId="TableNormal">
@@ -1721,18 +1666,18 @@
 </file>
 
 <file path=customXml/item2.xml><?xml version="1.0" encoding="utf-8"?>
-<p:properties xmlns:p="http://schemas.microsoft.com/office/2006/metadata/properties" xmlns:xsi="http://www.w3.org/2001/XMLSchema-instance" xmlns:pc="http://schemas.microsoft.com/office/infopath/2007/PartnerControls">
-  <documentManagement/>
-</p:properties>
-</file>
-
-<file path=customXml/item3.xml><?xml version="1.0" encoding="utf-8"?>
 <?mso-contentType ?>
 <FormTemplates xmlns="http://schemas.microsoft.com/sharepoint/v3/contenttype/forms">
   <Display>DocumentLibraryForm</Display>
   <Edit>DocumentLibraryForm</Edit>
   <New>DocumentLibraryForm</New>
 </FormTemplates>
+</file>
+
+<file path=customXml/item3.xml><?xml version="1.0" encoding="utf-8"?>
+<p:properties xmlns:p="http://schemas.microsoft.com/office/2006/metadata/properties" xmlns:xsi="http://www.w3.org/2001/XMLSchema-instance" xmlns:pc="http://schemas.microsoft.com/office/infopath/2007/PartnerControls">
+  <documentManagement/>
+</p:properties>
 </file>
 
 <file path=customXml/itemProps1.xml><?xml version="1.0" encoding="utf-8"?>
@@ -1754,18 +1699,18 @@
 </file>
 
 <file path=customXml/itemProps2.xml><?xml version="1.0" encoding="utf-8"?>
+<ds:datastoreItem xmlns:ds="http://schemas.openxmlformats.org/officeDocument/2006/customXml" ds:itemID="{A1062377-6166-4971-B698-F940BA959756}">
+  <ds:schemaRefs>
+    <ds:schemaRef ds:uri="http://schemas.microsoft.com/sharepoint/v3/contenttype/forms"/>
+  </ds:schemaRefs>
+</ds:datastoreItem>
+</file>
+
+<file path=customXml/itemProps3.xml><?xml version="1.0" encoding="utf-8"?>
 <ds:datastoreItem xmlns:ds="http://schemas.openxmlformats.org/officeDocument/2006/customXml" ds:itemID="{66D12A2B-38E4-40DD-A7FA-18ECE5BDB37A}">
   <ds:schemaRefs>
     <ds:schemaRef ds:uri="http://schemas.microsoft.com/office/2006/metadata/properties"/>
     <ds:schemaRef ds:uri="http://schemas.microsoft.com/office/infopath/2007/PartnerControls"/>
   </ds:schemaRefs>
 </ds:datastoreItem>
-</file>
-
-<file path=customXml/itemProps3.xml><?xml version="1.0" encoding="utf-8"?>
-<ds:datastoreItem xmlns:ds="http://schemas.openxmlformats.org/officeDocument/2006/customXml" ds:itemID="{A1062377-6166-4971-B698-F940BA959756}">
-  <ds:schemaRefs>
-    <ds:schemaRef ds:uri="http://schemas.microsoft.com/sharepoint/v3/contenttype/forms"/>
-  </ds:schemaRefs>
-</ds:datastoreItem>
 </file>